--- a/zaini_case_audit_output/outputs/word/documents/036_ملخص تقرير خبرة مقدم إلى المحكمة الإدارية العامة بجدة الدائرة السابعة عشر صادر ع.docx
+++ b/zaini_case_audit_output/outputs/word/documents/036_ملخص تقرير خبرة مقدم إلى المحكمة الإدارية العامة بجدة الدائرة السابعة عشر صادر ع.docx
@@ -51,6 +51,20 @@
           <w:i/>
         </w:rPr>
         <w:t>[مخرج آلي / Script Output - سماوي]  [مخرج آلي يحتاج مراجعة بشرية - وردي]</w:t>
+      </w:r>
+    </w:p>
+    <w:p>
+      <w:pPr>
+        <w:jc w:val="right"/>
+        <w:bidi/>
+      </w:pPr>
+      <w:r>
+        <w:rPr>
+          <w:b w:val="0"/>
+          <w:i/>
+          <w:color w:val="C00000"/>
+        </w:rPr>
+        <w:t>[نص ممسوح OCR صُحِّح ترتيبه آلياً — قد يحتوي أخطاء طفيفة]</w:t>
       </w:r>
     </w:p>
     <w:p/>
@@ -298,7 +312,7 @@
           <w:b w:val="0"/>
           <w:i w:val="0"/>
         </w:rPr>
-        <w:t>الدائرة السابعة عشرة</w:t>
+        <w:t>ةرشع ةعباسلا ةرئادلا</w:t>
       </w:r>
     </w:p>
     <w:p>

--- a/zaini_case_audit_output/outputs/word/documents/036_ملخص تقرير خبرة مقدم إلى المحكمة الإدارية العامة بجدة الدائرة السابعة عشر صادر ع.docx
+++ b/zaini_case_audit_output/outputs/word/documents/036_ملخص تقرير خبرة مقدم إلى المحكمة الإدارية العامة بجدة الدائرة السابعة عشر صادر ع.docx
@@ -104,7 +104,7 @@
           <w:b w:val="0"/>
           <w:i w:val="0"/>
         </w:rPr>
-        <w:t>بالقضيتين رقم ٢/٥٧٩٨/ق لعام ١٤٣١هـ ورقم ٢/١٣٧٥/ق لعام ١٤٣٢هـ والمنظورتين لدى الدائرة السابعة عشر في المحكمة الإدارية بجدة</w:t>
+        <w:t>ةدجب ةيرادإلا ةمكحملا يف رشع ةعباسلا ةرئادلا ىدل نيتروظنملاو ـه١٤٣٢ ماعل ق٢/١٣٧٥/ مقرو ـه١٤٣١ ماعل ق٢/٥٧٩٨/ مقر نيتيضقلاب</w:t>
       </w:r>
     </w:p>
     <w:p>
@@ -117,7 +117,7 @@
           <w:b w:val="0"/>
           <w:i w:val="0"/>
         </w:rPr>
-        <w:t>بخصوص النزاع القائم</w:t>
+        <w:t>مئاقلا عازنلا صوصخب</w:t>
       </w:r>
     </w:p>
     <w:p>
@@ -169,7 +169,7 @@
           <w:b w:val="0"/>
           <w:i w:val="0"/>
         </w:rPr>
-        <w:t>طلال أبوغزاله وشركاه</w:t>
+        <w:t>هاكرشو هلازغوبأ لالط</w:t>
       </w:r>
     </w:p>
     <w:p>
@@ -221,7 +221,7 @@
           <w:b w:val="0"/>
           <w:i w:val="0"/>
         </w:rPr>
-        <w:t>عضو في سوق حلال وافراد المجموعة العربية للخدمات المهنية الدولية</w:t>
+        <w:t>ةيلودلا ةينهملا تامدخلل ةيبرعلا ةعومجملا دارفاو لالح قوس يف وضع</w:t>
       </w:r>
     </w:p>
     <w:p>
@@ -286,7 +286,7 @@
           <w:b w:val="0"/>
           <w:i w:val="0"/>
         </w:rPr>
-        <w:t>الموافق 5 أكتوبر ٢٠١١ م</w:t>
+        <w:t>م ٢٠١١ ربوتكأ 5 قفاوملا</w:t>
       </w:r>
     </w:p>
     <w:p>
@@ -299,7 +299,7 @@
           <w:b w:val="0"/>
           <w:i w:val="0"/>
         </w:rPr>
-        <w:t>المحكمة الإدارية العامة في جدة</w:t>
+        <w:t>ةدج يف ةماعلا ةيرادإلا ةمكحملا</w:t>
       </w:r>
     </w:p>
     <w:p>
@@ -325,7 +325,7 @@
           <w:b w:val="0"/>
           <w:i w:val="0"/>
         </w:rPr>
-        <w:t>جدة - المملكة العربية السعودية</w:t>
+        <w:t>ةيدوعسلا ةيبرعلا ةكلمملا - ةدج</w:t>
       </w:r>
     </w:p>
     <w:p>
@@ -390,7 +390,7 @@
           <w:b w:val="0"/>
           <w:i w:val="0"/>
         </w:rPr>
-        <w:t>نضع بين يدي فضيلتكم ملخصاً لتقريرنا بتدقيق الميزانيات وبيان ما بها من تجاوزات وتقرير تقييم حصص أطراف الدعوى للشركات محل التكليف ، وذلك بعد ان تم الانتهاء من المهمة المكلفين بها وتسليم فضيلتكم النسخة النهائية</w:t>
+        <w:t>ةيئاهنلا ةخسنلا مكتليضف ميلستو اهب نيفلكملا ةمهملا نم ءاهتنالا مت نا دعب كلذو ، فيلكتلا لحم تاكرشلل ىوعدلا فارطأ صصح مييقت ريرقتو تازواجت نم اهب ام نايبو تاينازيملا قيقدتب انريرقتل ًاصخلم مكتليضف يدي نيب عضن</w:t>
       </w:r>
     </w:p>
     <w:p>
@@ -403,7 +403,7 @@
           <w:b w:val="0"/>
           <w:i w:val="0"/>
         </w:rPr>
-        <w:t>من التقارير المشار اليها.</w:t>
+        <w:t>.اهيلا راشملا ريراقتلا نم</w:t>
       </w:r>
     </w:p>
     <w:p>
@@ -494,7 +494,7 @@
           <w:b w:val="0"/>
           <w:i w:val="0"/>
         </w:rPr>
-        <w:t>مكتب جدة هاتف : ٠٩٦٦٦٦٨٥٤٥٨ فاكس : ٩٦٦٢٦٦٨٥٤١٥+ تقاطع طريق المدينة مع شارع التحلية بناية مجموعة طلال أبو غزاله ص ب ٢٠١٣٥ جدة ٢١٤٥٥، السعودية</w:t>
+        <w:t>ةيدوعسلا ،٢١٤٥٥ ةدج ٢٠١٣٥ ب ص هلازغ وبأ لالط ةعومجم ةيانب ةيلحتلا عراش عم ةنيدملا قيرط عطاقت +٩٦٦٢٦٦٨٥٤١٥ : سكاف ٠٩٦٦٦٦٨٥٤٥٨ : فتاه ةدج بتكم</w:t>
       </w:r>
     </w:p>
     <w:p>
@@ -533,7 +533,7 @@
           <w:b w:val="0"/>
           <w:i w:val="0"/>
         </w:rPr>
-        <w:t>أولاً : بلغت حقوق الشركاء الدفترية بعد تعديلها بأثر التجاوزات واثر التقييم ۱,۰۳۷۲۵۹,۰۱۹ ريال سعودي</w:t>
+        <w:t>يدوعس لاير ۹۱۰,۹۵۲۷۳۰,۱ مييقتلا رثاو تازواجتلا رثأب اهليدعت دعب ةيرتفدلا ءاكرشلا قوقح تغلب : ًالوأ</w:t>
       </w:r>
     </w:p>
     <w:p>
@@ -559,7 +559,7 @@
           <w:b w:val="0"/>
           <w:i w:val="0"/>
         </w:rPr>
-        <w:t>الشريك</w:t>
+        <w:t>كيرشلا</w:t>
       </w:r>
     </w:p>
     <w:p>
@@ -572,7 +572,7 @@
           <w:b w:val="0"/>
           <w:i w:val="0"/>
         </w:rPr>
-        <w:t>شركة أوزكو المحدودة (أسامة أحمد</w:t>
+        <w:t>دمحأ ةماسأ) ةدودحملا وكزوأ ةكرش</w:t>
       </w:r>
     </w:p>
     <w:p>
@@ -676,7 +676,7 @@
           <w:b w:val="0"/>
           <w:i w:val="0"/>
         </w:rPr>
-        <w:t>الملكية الدفترية</w:t>
+        <w:t>ةيرتفدلا ةيكلملا</w:t>
       </w:r>
     </w:p>
     <w:p>
@@ -702,7 +702,7 @@
           <w:b w:val="0"/>
           <w:i w:val="0"/>
         </w:rPr>
-        <w:t>يطرح الحساب الجاري</w:t>
+        <w:t>يراجلا باسحلا حرطي</w:t>
       </w:r>
     </w:p>
     <w:p>
@@ -715,7 +715,7 @@
           <w:b w:val="0"/>
           <w:i w:val="0"/>
         </w:rPr>
-        <w:t>التجاوزات والتقييم</w:t>
+        <w:t>مييقتلاو تازواجتلا</w:t>
       </w:r>
     </w:p>
     <w:p>
@@ -728,7 +728,7 @@
           <w:b w:val="0"/>
           <w:i w:val="0"/>
         </w:rPr>
-        <w:t>المدين</w:t>
+        <w:t>نيدملا</w:t>
       </w:r>
     </w:p>
     <w:p>
@@ -1066,7 +1066,7 @@
           <w:b w:val="0"/>
           <w:i w:val="0"/>
         </w:rPr>
-        <w:t>ثانياً : ملخص تقريرنا بتدقيق الميزانيات وبيان ما بها من تجاوزات وذلك على النحو التالي:</w:t>
+        <w:t>:يلاتلا وحنلا ىلع كلذو تازواجت نم اهب ام نايبو تاينازيملا قيقدتب انريرقت صخلم : ًايناث</w:t>
       </w:r>
     </w:p>
     <w:p>
@@ -1092,7 +1092,7 @@
           <w:b w:val="0"/>
           <w:i w:val="0"/>
         </w:rPr>
-        <w:t>التجاوز في حقوق الشركاء في الحساب الجاري الدائن الشركة أحمد زيني وأولاده لدى شركة الضيافة للأعمال العقارية بلغ ١٧٢,٦١٣,٤٦٧ ريال سعودي. ٢ - التجاوز في الاتفاقية الموقعة بين شركة أوزكو المحدودة المملوكة للمدعى علية مع شركة أحمد زيني وأولاده مقابل خدمات مالية وقانونية وإدارية و انتفاع بالعين المستأجرة بمبلغ ١٤,٢٨۲,۰۰۸ ريال</w:t>
+        <w:t>لاير ۸۰۰,۲٢٨,١٤ غلبمب ةرجأتسملا نيعلاب عافتنا و ةيرادإو ةينوناقو ةيلام تامدخ لباقم هدالوأو ينيز دمحأ ةكرش عم ةيلع ىعدملل ةكولمملا ةدودحملا وكزوأ ةكرش نيب ةعقوملا ةيقافتالا يف زواجتلا - ٢ .يدوعس لاير ٤٦٧,٦١٣,١٧٢ غلب ةيراقعلا لامعألل ةفايضلا ةكرش ىدل هدالوأو ينيز دمحأ ةكرشلا نئادلا يراجلا باسحلا يف ءاكرشلا قوقح يف زواجتلا</w:t>
       </w:r>
     </w:p>
     <w:p>
@@ -1118,7 +1118,7 @@
           <w:b w:val="0"/>
           <w:i w:val="0"/>
         </w:rPr>
-        <w:t>التجاوز باحتساب الأتعاب الاستشارية للسيد محي الدين دفتر دار بمبلغ ٣,٠٦٢,۱۲۹ ريال سعودي. ٤- التجاوز بتحميل حساب الشريك عدنان أحمد زيني بملغ ٨٥٦,٢٥٥ ريال سعودي والشريك طلال غازي</w:t>
+        <w:t>يزاغ لالط كيرشلاو يدوعس لاير ٢٥٥,٨٥٦ غلمب ينيز دمحأ ناندع كيرشلا باسح ليمحتب زواجتلا ٤- .يدوعس لاير ۹۲۱,٠٦٢,٣ غلبمب راد رتفد نيدلا يحم ديسلل ةيراشتسالا باعتألا باستحاب زواجتلا</w:t>
       </w:r>
     </w:p>
     <w:p>
@@ -1131,7 +1131,7 @@
           <w:b w:val="0"/>
           <w:i w:val="0"/>
         </w:rPr>
-        <w:t>زيني بمبلغ ۱,۹٤۳,۹۰۳ ريال سعودي وذلك قيمة مصاريف مكاتبهم ٥- التجاوز باحتساب أتعاب الإدارة المحملة على المصاريف في سجلات شركة كورتينا للصناعات الغذائية</w:t>
+        <w:t>ةيئاذغلا تاعانصلل انيتروك ةكرش تالجس يف فيراصملا ىلع ةلمحملا ةرادإلا باعتأ باستحاب زواجتلا ٥- مهبتاكم فيراصم ةميق كلذو يدوعس لاير ۳۰۹,۳٤۹,۱ غلبمب ينيز</w:t>
       </w:r>
     </w:p>
     <w:p>
@@ -1170,7 +1170,7 @@
           <w:b w:val="0"/>
           <w:i w:val="0"/>
         </w:rPr>
-        <w:t>التجاوز باحتساب أتعاب الإدارة المحملة على المصاريف في سجلات شركة مصنع الحلويات والطحينة الوطني المحدودة بمبلغ ۳۹۰,۰۰۰ ريال سعودي.</w:t>
+        <w:t>.يدوعس لاير ۰۰۰,۰۹۳ غلبمب ةدودحملا ينطولا ةنيحطلاو تايولحلا عنصم ةكرش تالجس يف فيراصملا ىلع ةلمحملا ةرادإلا باعتأ باستحاب زواجتلا</w:t>
       </w:r>
     </w:p>
     <w:p>
@@ -1222,7 +1222,7 @@
           <w:b w:val="0"/>
           <w:i w:val="0"/>
         </w:rPr>
-        <w:t>وتفضلوا بقبول فائق الإحترام ..</w:t>
+        <w:t>.. مارتحإلا قئاف لوبقب اولضفتو</w:t>
       </w:r>
     </w:p>
     <w:p>
@@ -1235,7 +1235,7 @@
           <w:b w:val="0"/>
           <w:i w:val="0"/>
         </w:rPr>
-        <w:t>طلال أبوغزالة وشرك</w:t>
+        <w:t>كرشو ةلازغوبأ لالط</w:t>
       </w:r>
     </w:p>
     <w:p>
@@ -1248,7 +1248,7 @@
           <w:b w:val="0"/>
           <w:i w:val="0"/>
         </w:rPr>
-        <w:t>\- نسخة أطراف النزاع</w:t>
+        <w:t>عازنلا فارطأ ةخسن -\</w:t>
       </w:r>
     </w:p>
     <w:sectPr>

--- a/zaini_case_audit_output/outputs/word/documents/036_ملخص تقرير خبرة مقدم إلى المحكمة الإدارية العامة بجدة الدائرة السابعة عشر صادر ع.docx
+++ b/zaini_case_audit_output/outputs/word/documents/036_ملخص تقرير خبرة مقدم إلى المحكمة الإدارية العامة بجدة الدائرة السابعة عشر صادر ع.docx
@@ -70,14 +70,13 @@
     <w:p/>
     <w:p>
       <w:pPr>
+        <w:pStyle w:val="Heading2"/>
         <w:jc w:val="right"/>
         <w:bidi/>
       </w:pPr>
       <w:r>
-        <w:rPr>
-          <w:b w:val="0"/>
-          <w:i w:val="0"/>
-        </w:rPr>
+        <w:t>[نص الضبط / الحكم — المتن الفعلي] ===</w:t>
+        <w:br/>
         <w:t>untitled</w:t>
       </w:r>
     </w:p>
@@ -122,14 +121,13 @@
     </w:p>
     <w:p>
       <w:pPr>
+        <w:pStyle w:val="Heading2"/>
         <w:jc w:val="right"/>
         <w:bidi/>
       </w:pPr>
       <w:r>
-        <w:rPr>
-          <w:b w:val="0"/>
-          <w:i w:val="0"/>
-        </w:rPr>
+        <w:t>[بيانات الأطراف: المدعي / المدعى عليه / الحاضرون] ===</w:t>
+        <w:br/>
         <w:t>المدعين السادة / عدنان أحمد عباس زيني وفيصل وغدير وطلال أبناء غازي أحمد زيني</w:t>
       </w:r>
     </w:p>
@@ -148,14 +146,13 @@
     </w:p>
     <w:p>
       <w:pPr>
+        <w:pStyle w:val="Heading2"/>
         <w:jc w:val="right"/>
         <w:bidi/>
       </w:pPr>
       <w:r>
-        <w:rPr>
-          <w:b w:val="0"/>
-          <w:i w:val="0"/>
-        </w:rPr>
+        <w:t>[نص الضبط / الحكم — المتن الفعلي] ===</w:t>
+        <w:br/>
         <w:t>مقدم من / الخبير المحاسبي المكلف</w:t>
       </w:r>
     </w:p>
@@ -434,27 +431,25 @@
     </w:p>
     <w:p>
       <w:pPr>
+        <w:pStyle w:val="Heading2"/>
         <w:jc w:val="right"/>
         <w:bidi/>
       </w:pPr>
       <w:r>
-        <w:rPr>
-          <w:b w:val="0"/>
-          <w:i w:val="0"/>
-        </w:rPr>
+        <w:t>[ترويسة / كليشة وزارة العدل — معلومات رسمية متكررة] ===</w:t>
+        <w:br/>
         <w:t>TAGI is a full member of the Forum of Firms. The Forum conducts its business through its executive arm, the Transnational Auditors Committee (TAC), which is also a committee of the International Federation of Accountants (IFAC). www.ifac.org/forum of firms.</w:t>
       </w:r>
     </w:p>
     <w:p>
       <w:pPr>
+        <w:pStyle w:val="Heading2"/>
         <w:jc w:val="right"/>
         <w:bidi/>
       </w:pPr>
       <w:r>
-        <w:rPr>
-          <w:b w:val="0"/>
-          <w:i w:val="0"/>
-        </w:rPr>
+        <w:t>[نص الضبط / الحكم — المتن الفعلي] ===</w:t>
+        <w:br/>
         <w:t>Jeddah Office : Tel.: +966 2 668 5458 +966 2 668 5415</w:t>
       </w:r>
     </w:p>
@@ -512,27 +507,25 @@
     </w:p>
     <w:p>
       <w:pPr>
+        <w:pStyle w:val="Heading2"/>
         <w:jc w:val="right"/>
         <w:bidi/>
       </w:pPr>
       <w:r>
-        <w:rPr>
-          <w:b w:val="0"/>
-          <w:i w:val="0"/>
-        </w:rPr>
+        <w:t>[ترويسة / كليشة وزارة العدل — معلومات رسمية متكررة] ===</w:t>
+        <w:br/>
         <w:t>www.tagorg.com</w:t>
       </w:r>
     </w:p>
     <w:p>
       <w:pPr>
+        <w:pStyle w:val="Heading2"/>
         <w:jc w:val="right"/>
         <w:bidi/>
       </w:pPr>
       <w:r>
-        <w:rPr>
-          <w:b w:val="0"/>
-          <w:i w:val="0"/>
-        </w:rPr>
+        <w:t>[نص الضبط / الحكم — المتن الفعلي] ===</w:t>
+        <w:br/>
         <w:t>يدوعس لاير ۹۱۰,۹۵۲۷۳۰,۱ مييقتلا رثاو تازواجتلا رثأب اهليدعت دعب ةيرتفدلا ءاكرشلا قوقح تغلب : ًالوأ</w:t>
       </w:r>
     </w:p>
@@ -733,14 +726,13 @@
     </w:p>
     <w:p>
       <w:pPr>
+        <w:pStyle w:val="Heading2"/>
         <w:jc w:val="right"/>
         <w:bidi/>
       </w:pPr>
       <w:r>
-        <w:rPr>
-          <w:b w:val="0"/>
-          <w:i w:val="0"/>
-        </w:rPr>
+        <w:t>[بيانات الأطراف: المدعي / المدعى عليه / الحاضرون] ===</w:t>
+        <w:br/>
         <w:t>ريال سعودي</w:t>
       </w:r>
     </w:p>
@@ -759,40 +751,37 @@
     </w:p>
     <w:p>
       <w:pPr>
+        <w:pStyle w:val="Heading2"/>
         <w:jc w:val="right"/>
         <w:bidi/>
       </w:pPr>
       <w:r>
-        <w:rPr>
-          <w:b w:val="0"/>
-          <w:i w:val="0"/>
-        </w:rPr>
+        <w:t>[نص الضبط / الحكم — المتن الفعلي] ===</w:t>
+        <w:br/>
         <w:t>الصافي</w:t>
       </w:r>
     </w:p>
     <w:p>
       <w:pPr>
+        <w:pStyle w:val="Heading2"/>
         <w:jc w:val="right"/>
         <w:bidi/>
       </w:pPr>
       <w:r>
-        <w:rPr>
-          <w:b w:val="0"/>
-          <w:i w:val="0"/>
-        </w:rPr>
+        <w:t>[بيانات الأطراف: المدعي / المدعى عليه / الحاضرون] ===</w:t>
+        <w:br/>
         <w:t>ريال سعودي</w:t>
       </w:r>
     </w:p>
     <w:p>
       <w:pPr>
+        <w:pStyle w:val="Heading2"/>
         <w:jc w:val="right"/>
         <w:bidi/>
       </w:pPr>
       <w:r>
-        <w:rPr>
-          <w:b w:val="0"/>
-          <w:i w:val="0"/>
-        </w:rPr>
+        <w:t>[نص الضبط / الحكم — المتن الفعلي] ===</w:t>
+        <w:br/>
         <w:t>٥٤٣,٢٠٢,٣٩٤</w:t>
       </w:r>
     </w:p>
@@ -1071,53 +1060,49 @@
     </w:p>
     <w:p>
       <w:pPr>
+        <w:pStyle w:val="Heading2"/>
         <w:jc w:val="right"/>
         <w:bidi/>
       </w:pPr>
       <w:r>
-        <w:rPr>
-          <w:b w:val="0"/>
-          <w:i w:val="0"/>
-        </w:rPr>
+        <w:t>[بيانات الأطراف: المدعي / المدعى عليه / الحاضرون] ===</w:t>
+        <w:br/>
         <w:t>تجاوزات المدعى عليه / الشريك أسامة أحمد زيني</w:t>
       </w:r>
     </w:p>
     <w:p>
       <w:pPr>
+        <w:pStyle w:val="Heading2"/>
         <w:jc w:val="right"/>
         <w:bidi/>
       </w:pPr>
       <w:r>
-        <w:rPr>
-          <w:b w:val="0"/>
-          <w:i w:val="0"/>
-        </w:rPr>
+        <w:t>[نص الضبط / الحكم — المتن الفعلي] ===</w:t>
+        <w:br/>
         <w:t>لاير ۸۰۰,۲٢٨,١٤ غلبمب ةرجأتسملا نيعلاب عافتنا و ةيرادإو ةينوناقو ةيلام تامدخ لباقم هدالوأو ينيز دمحأ ةكرش عم ةيلع ىعدملل ةكولمملا ةدودحملا وكزوأ ةكرش نيب ةعقوملا ةيقافتالا يف زواجتلا - ٢ .يدوعس لاير ٤٦٧,٦١٣,١٧٢ غلب ةيراقعلا لامعألل ةفايضلا ةكرش ىدل هدالوأو ينيز دمحأ ةكرشلا نئادلا يراجلا باسحلا يف ءاكرشلا قوقح يف زواجتلا</w:t>
       </w:r>
     </w:p>
     <w:p>
       <w:pPr>
+        <w:pStyle w:val="Heading2"/>
         <w:jc w:val="right"/>
         <w:bidi/>
       </w:pPr>
       <w:r>
-        <w:rPr>
-          <w:b w:val="0"/>
-          <w:i w:val="0"/>
-        </w:rPr>
+        <w:t>[بيانات الأطراف: المدعي / المدعى عليه / الحاضرون] ===</w:t>
+        <w:br/>
         <w:t>سعودي.</w:t>
       </w:r>
     </w:p>
     <w:p>
       <w:pPr>
+        <w:pStyle w:val="Heading2"/>
         <w:jc w:val="right"/>
         <w:bidi/>
       </w:pPr>
       <w:r>
-        <w:rPr>
-          <w:b w:val="0"/>
-          <w:i w:val="0"/>
-        </w:rPr>
+        <w:t>[نص الضبط / الحكم — المتن الفعلي] ===</w:t>
+        <w:br/>
         <w:t>يزاغ لالط كيرشلاو يدوعس لاير ٢٥٥,٨٥٦ غلمب ينيز دمحأ ناندع كيرشلا باسح ليمحتب زواجتلا ٤- .يدوعس لاير ۹۲۱,٠٦٢,٣ غلبمب راد رتفد نيدلا يحم ديسلل ةيراشتسالا باعتألا باستحاب زواجتلا</w:t>
       </w:r>
     </w:p>
@@ -1136,27 +1121,25 @@
     </w:p>
     <w:p>
       <w:pPr>
+        <w:pStyle w:val="Heading2"/>
         <w:jc w:val="right"/>
         <w:bidi/>
       </w:pPr>
       <w:r>
-        <w:rPr>
-          <w:b w:val="0"/>
-          <w:i w:val="0"/>
-        </w:rPr>
+        <w:t>[بيانات الأطراف: المدعي / المدعى عليه / الحاضرون] ===</w:t>
+        <w:br/>
         <w:t>بملغ ٧٣٧,٥٠٠ ريال سعودي .</w:t>
       </w:r>
     </w:p>
     <w:p>
       <w:pPr>
+        <w:pStyle w:val="Heading2"/>
         <w:jc w:val="right"/>
         <w:bidi/>
       </w:pPr>
       <w:r>
-        <w:rPr>
-          <w:b w:val="0"/>
-          <w:i w:val="0"/>
-        </w:rPr>
+        <w:t>[نص الضبط / الحكم — المتن الفعلي] ===</w:t>
+        <w:br/>
         <w:t>\-7</w:t>
       </w:r>
     </w:p>
@@ -1175,27 +1158,25 @@
     </w:p>
     <w:p>
       <w:pPr>
+        <w:pStyle w:val="Heading2"/>
         <w:jc w:val="right"/>
         <w:bidi/>
       </w:pPr>
       <w:r>
-        <w:rPr>
-          <w:b w:val="0"/>
-          <w:i w:val="0"/>
-        </w:rPr>
+        <w:t>[بيانات الأطراف: المدعي / المدعى عليه / الحاضرون] ===</w:t>
+        <w:br/>
         <w:t>ب - تجاوزات المدعي / الشريك عدنا أحمد زيني :</w:t>
       </w:r>
     </w:p>
     <w:p>
       <w:pPr>
+        <w:pStyle w:val="Heading2"/>
         <w:jc w:val="right"/>
         <w:bidi/>
       </w:pPr>
       <w:r>
-        <w:rPr>
-          <w:b w:val="0"/>
-          <w:i w:val="0"/>
-        </w:rPr>
+        <w:t>[نص الضبط / الحكم — المتن الفعلي] ===</w:t>
+        <w:br/>
         <w:t>تبين من خلال تدقيقنا لحسابات شركة أحمد زيني للكهرباء والتكييف وجود مسحوبات من قبل الشريك عدنان أحمد زيني بلغت ١١,٦٧٩,١٥١ ريال سعودي ظهرت ضمن سجلات الشركة المحاسبية في حساب الموردين vendor تحت بنك البلاد - عدنان وتم تعديلها لاحقاً في السجلات...</w:t>
       </w:r>
     </w:p>

--- a/zaini_case_audit_output/outputs/word/documents/036_ملخص تقرير خبرة مقدم إلى المحكمة الإدارية العامة بجدة الدائرة السابعة عشر صادر ع.docx
+++ b/zaini_case_audit_output/outputs/word/documents/036_ملخص تقرير خبرة مقدم إلى المحكمة الإدارية العامة بجدة الدائرة السابعة عشر صادر ع.docx
@@ -314,27 +314,25 @@
     </w:p>
     <w:p>
       <w:pPr>
+        <w:pStyle w:val="Heading2"/>
         <w:jc w:val="right"/>
         <w:bidi/>
       </w:pPr>
       <w:r>
-        <w:rPr>
-          <w:b w:val="0"/>
-          <w:i w:val="0"/>
-        </w:rPr>
-        <w:t>ةيدوعسلا ةيبرعلا ةكلمملا - ةدج</w:t>
+        <w:t>[بيانات الأطراف: المدعي / المدعى عليه / الحاضرون] ===</w:t>
+        <w:br/>
+        <w:t>جدة - المملكة العربية السعودية</w:t>
       </w:r>
     </w:p>
     <w:p>
       <w:pPr>
+        <w:pStyle w:val="Heading2"/>
         <w:jc w:val="right"/>
         <w:bidi/>
       </w:pPr>
       <w:r>
-        <w:rPr>
-          <w:b w:val="0"/>
-          <w:i w:val="0"/>
-        </w:rPr>
+        <w:t>[نص الضبط / الحكم — المتن الفعلي] ===</w:t>
+        <w:br/>
         <w:t>السلام عليكم ورحمة الله وبركاته ،،</w:t>
       </w:r>
     </w:p>
@@ -489,7 +487,7 @@
           <w:b w:val="0"/>
           <w:i w:val="0"/>
         </w:rPr>
-        <w:t>ةيدوعسلا ،٢١٤٥٥ ةدج ٢٠١٣٥ ب ص هلازغ وبأ لالط ةعومجم ةيانب ةيلحتلا عراش عم ةنيدملا قيرط عطاقت +٩٦٦٢٦٦٨٥٤١٥ : سكاف ٠٩٦٦٦٦٨٥٤٥٨ : فتاه ةدج بتكم</w:t>
+        <w:t>مكتب جدة هاتف : ٠٩٦٦٦٦٨٥٤٥٨ فاكس : ٩٦٦٢٦٦٨٥٤١٥+ تقاطع طريق المدينة مع شارع التحلية بناية مجموعة طلال أبو غزاله ص ب ٢٠١٣٥ جدة ٢١٤٥٥، السعودية</w:t>
       </w:r>
     </w:p>
     <w:p>

--- a/zaini_case_audit_output/outputs/word/documents/036_ملخص تقرير خبرة مقدم إلى المحكمة الإدارية العامة بجدة الدائرة السابعة عشر صادر ع.docx
+++ b/zaini_case_audit_output/outputs/word/documents/036_ملخص تقرير خبرة مقدم إلى المحكمة الإدارية العامة بجدة الدائرة السابعة عشر صادر ع.docx
@@ -75,7 +75,7 @@
         <w:bidi/>
       </w:pPr>
       <w:r>
-        <w:t>[نص الضبط / الحكم — المتن الفعلي] ===</w:t>
+        <w:t>[المتن الفعلي: الوقائع / الأسباب / المنطوق] ===</w:t>
         <w:br/>
         <w:t>untitled</w:t>
       </w:r>
@@ -151,7 +151,7 @@
         <w:bidi/>
       </w:pPr>
       <w:r>
-        <w:t>[نص الضبط / الحكم — المتن الفعلي] ===</w:t>
+        <w:t>[المتن الفعلي: الوقائع / الأسباب / المنطوق] ===</w:t>
         <w:br/>
         <w:t>مقدم من / الخبير المحاسبي المكلف</w:t>
       </w:r>
@@ -218,7 +218,7 @@
           <w:b w:val="0"/>
           <w:i w:val="0"/>
         </w:rPr>
-        <w:t>ةيلودلا ةينهملا تامدخلل ةيبرعلا ةعومجملا دارفاو لالح قوس يف وضع</w:t>
+        <w:t>عضو في سوق حلال وافراد المجموعة العربية للخدمات المهنية الدولية</w:t>
       </w:r>
     </w:p>
     <w:p>
@@ -331,7 +331,7 @@
         <w:bidi/>
       </w:pPr>
       <w:r>
-        <w:t>[نص الضبط / الحكم — المتن الفعلي] ===</w:t>
+        <w:t>[المتن الفعلي: الوقائع / الأسباب / المنطوق] ===</w:t>
         <w:br/>
         <w:t>السلام عليكم ورحمة الله وبركاته ،،</w:t>
       </w:r>
@@ -434,7 +434,7 @@
         <w:bidi/>
       </w:pPr>
       <w:r>
-        <w:t>[ترويسة / كليشة وزارة العدل — معلومات رسمية متكررة] ===</w:t>
+        <w:t>[ترويسة / كليشة رسمية — معلومات متكررة] ===</w:t>
         <w:br/>
         <w:t>TAGI is a full member of the Forum of Firms. The Forum conducts its business through its executive arm, the Transnational Auditors Committee (TAC), which is also a committee of the International Federation of Accountants (IFAC). www.ifac.org/forum of firms.</w:t>
       </w:r>
@@ -446,7 +446,7 @@
         <w:bidi/>
       </w:pPr>
       <w:r>
-        <w:t>[نص الضبط / الحكم — المتن الفعلي] ===</w:t>
+        <w:t>[المتن الفعلي: الوقائع / الأسباب / المنطوق] ===</w:t>
         <w:br/>
         <w:t>Jeddah Office : Tel.: +966 2 668 5458 +966 2 668 5415</w:t>
       </w:r>
@@ -510,7 +510,7 @@
         <w:bidi/>
       </w:pPr>
       <w:r>
-        <w:t>[ترويسة / كليشة وزارة العدل — معلومات رسمية متكررة] ===</w:t>
+        <w:t>[ترويسة / كليشة رسمية — معلومات متكررة] ===</w:t>
         <w:br/>
         <w:t>www.tagorg.com</w:t>
       </w:r>
@@ -522,7 +522,7 @@
         <w:bidi/>
       </w:pPr>
       <w:r>
-        <w:t>[نص الضبط / الحكم — المتن الفعلي] ===</w:t>
+        <w:t>[المتن الفعلي: الوقائع / الأسباب / المنطوق] ===</w:t>
         <w:br/>
         <w:t>يدوعس لاير ۹۱۰,۹۵۲۷۳۰,۱ مييقتلا رثاو تازواجتلا رثأب اهليدعت دعب ةيرتفدلا ءاكرشلا قوقح تغلب : ًالوأ</w:t>
       </w:r>
@@ -754,7 +754,7 @@
         <w:bidi/>
       </w:pPr>
       <w:r>
-        <w:t>[نص الضبط / الحكم — المتن الفعلي] ===</w:t>
+        <w:t>[المتن الفعلي: الوقائع / الأسباب / المنطوق] ===</w:t>
         <w:br/>
         <w:t>الصافي</w:t>
       </w:r>
@@ -778,7 +778,7 @@
         <w:bidi/>
       </w:pPr>
       <w:r>
-        <w:t>[نص الضبط / الحكم — المتن الفعلي] ===</w:t>
+        <w:t>[المتن الفعلي: الوقائع / الأسباب / المنطوق] ===</w:t>
         <w:br/>
         <w:t>٥٤٣,٢٠٢,٣٩٤</w:t>
       </w:r>
@@ -1075,7 +1075,7 @@
         <w:bidi/>
       </w:pPr>
       <w:r>
-        <w:t>[نص الضبط / الحكم — المتن الفعلي] ===</w:t>
+        <w:t>[المتن الفعلي: الوقائع / الأسباب / المنطوق] ===</w:t>
         <w:br/>
         <w:t>لاير ۸۰۰,۲٢٨,١٤ غلبمب ةرجأتسملا نيعلاب عافتنا و ةيرادإو ةينوناقو ةيلام تامدخ لباقم هدالوأو ينيز دمحأ ةكرش عم ةيلع ىعدملل ةكولمملا ةدودحملا وكزوأ ةكرش نيب ةعقوملا ةيقافتالا يف زواجتلا - ٢ .يدوعس لاير ٤٦٧,٦١٣,١٧٢ غلب ةيراقعلا لامعألل ةفايضلا ةكرش ىدل هدالوأو ينيز دمحأ ةكرشلا نئادلا يراجلا باسحلا يف ءاكرشلا قوقح يف زواجتلا</w:t>
       </w:r>
@@ -1099,7 +1099,7 @@
         <w:bidi/>
       </w:pPr>
       <w:r>
-        <w:t>[نص الضبط / الحكم — المتن الفعلي] ===</w:t>
+        <w:t>[المتن الفعلي: الوقائع / الأسباب / المنطوق] ===</w:t>
         <w:br/>
         <w:t>يزاغ لالط كيرشلاو يدوعس لاير ٢٥٥,٨٥٦ غلمب ينيز دمحأ ناندع كيرشلا باسح ليمحتب زواجتلا ٤- .يدوعس لاير ۹۲۱,٠٦٢,٣ غلبمب راد رتفد نيدلا يحم ديسلل ةيراشتسالا باعتألا باستحاب زواجتلا</w:t>
       </w:r>
@@ -1136,7 +1136,7 @@
         <w:bidi/>
       </w:pPr>
       <w:r>
-        <w:t>[نص الضبط / الحكم — المتن الفعلي] ===</w:t>
+        <w:t>[المتن الفعلي: الوقائع / الأسباب / المنطوق] ===</w:t>
         <w:br/>
         <w:t>\-7</w:t>
       </w:r>
@@ -1173,7 +1173,7 @@
         <w:bidi/>
       </w:pPr>
       <w:r>
-        <w:t>[نص الضبط / الحكم — المتن الفعلي] ===</w:t>
+        <w:t>[المتن الفعلي: الوقائع / الأسباب / المنطوق] ===</w:t>
         <w:br/>
         <w:t>تبين من خلال تدقيقنا لحسابات شركة أحمد زيني للكهرباء والتكييف وجود مسحوبات من قبل الشريك عدنان أحمد زيني بلغت ١١,٦٧٩,١٥١ ريال سعودي ظهرت ضمن سجلات الشركة المحاسبية في حساب الموردين vendor تحت بنك البلاد - عدنان وتم تعديلها لاحقاً في السجلات...</w:t>
       </w:r>

--- a/zaini_case_audit_output/outputs/word/documents/036_ملخص تقرير خبرة مقدم إلى المحكمة الإدارية العامة بجدة الدائرة السابعة عشر صادر ع.docx
+++ b/zaini_case_audit_output/outputs/word/documents/036_ملخص تقرير خبرة مقدم إلى المحكمة الإدارية العامة بجدة الدائرة السابعة عشر صادر ع.docx
@@ -53,20 +53,6 @@
         <w:t>[مخرج آلي / Script Output - سماوي]  [مخرج آلي يحتاج مراجعة بشرية - وردي]</w:t>
       </w:r>
     </w:p>
-    <w:p>
-      <w:pPr>
-        <w:jc w:val="right"/>
-        <w:bidi/>
-      </w:pPr>
-      <w:r>
-        <w:rPr>
-          <w:b w:val="0"/>
-          <w:i/>
-          <w:color w:val="C00000"/>
-        </w:rPr>
-        <w:t>[نص ممسوح OCR صُحِّح ترتيبه آلياً — قد يحتوي أخطاء طفيفة]</w:t>
-      </w:r>
-    </w:p>
     <w:p/>
     <w:p>
       <w:pPr>
@@ -103,7 +89,7 @@
           <w:b w:val="0"/>
           <w:i w:val="0"/>
         </w:rPr>
-        <w:t>ةدجب ةيرادإلا ةمكحملا يف رشع ةعباسلا ةرئادلا ىدل نيتروظنملاو ـه١٤٣٢ ماعل ق٢/١٣٧٥/ مقرو ـه١٤٣١ ماعل ق٢/٥٧٩٨/ مقر نيتيضقلاب</w:t>
+        <w:t>بالقضيتين رقم ٢/٥٧٩٨/ق لعام ١٤٣١هـ ورقم ٢/١٣٧٥/ق لعام ١٤٣٢هـ والمنظورتين لدى الدائرة السابعة عشر في المحكمة الإدارية بجدة</w:t>
       </w:r>
     </w:p>
     <w:p>
@@ -116,7 +102,7 @@
           <w:b w:val="0"/>
           <w:i w:val="0"/>
         </w:rPr>
-        <w:t>مئاقلا عازنلا صوصخب</w:t>
+        <w:t>بخصوص النزاع القائم</w:t>
       </w:r>
     </w:p>
     <w:p>
@@ -166,7 +152,7 @@
           <w:b w:val="0"/>
           <w:i w:val="0"/>
         </w:rPr>
-        <w:t>هاكرشو هلازغوبأ لالط</w:t>
+        <w:t>طلال أبوغزاله وشركاه</w:t>
       </w:r>
     </w:p>
     <w:p>
@@ -283,7 +269,7 @@
           <w:b w:val="0"/>
           <w:i w:val="0"/>
         </w:rPr>
-        <w:t>م ٢٠١١ ربوتكأ 5 قفاوملا</w:t>
+        <w:t>الموافق 5 أكتوبر ٢٠١١ م</w:t>
       </w:r>
     </w:p>
     <w:p>
@@ -296,7 +282,7 @@
           <w:b w:val="0"/>
           <w:i w:val="0"/>
         </w:rPr>
-        <w:t>ةدج يف ةماعلا ةيرادإلا ةمكحملا</w:t>
+        <w:t>المحكمة الإدارية العامة في جدة</w:t>
       </w:r>
     </w:p>
     <w:p>
@@ -309,7 +295,7 @@
           <w:b w:val="0"/>
           <w:i w:val="0"/>
         </w:rPr>
-        <w:t>ةرشع ةعباسلا ةرئادلا</w:t>
+        <w:t>الدائرة السابعة عشرة</w:t>
       </w:r>
     </w:p>
     <w:p>
@@ -385,32 +371,30 @@
           <w:b w:val="0"/>
           <w:i w:val="0"/>
         </w:rPr>
-        <w:t>ةيئاهنلا ةخسنلا مكتليضف ميلستو اهب نيفلكملا ةمهملا نم ءاهتنالا مت نا دعب كلذو ، فيلكتلا لحم تاكرشلل ىوعدلا فارطأ صصح مييقت ريرقتو تازواجت نم اهب ام نايبو تاينازيملا قيقدتب انريرقتل ًاصخلم مكتليضف يدي نيب عضن</w:t>
+        <w:t>نضع بين يدي فضيلتكم ملخصاً لتقريرنا بتدقيق الميزانيات وبيان ما بها من تجاوزات وتقرير تقييم حصص أطراف الدعوى للشركات محل التكليف ، وذلك بعد ان تم الانتهاء من المهمة المكلفين بها وتسليم فضيلتكم النسخة النهائية</w:t>
       </w:r>
     </w:p>
     <w:p>
       <w:pPr>
+        <w:pStyle w:val="Heading2"/>
         <w:jc w:val="right"/>
         <w:bidi/>
       </w:pPr>
       <w:r>
-        <w:rPr>
-          <w:b w:val="0"/>
-          <w:i w:val="0"/>
-        </w:rPr>
-        <w:t>.اهيلا راشملا ريراقتلا نم</w:t>
+        <w:t>[ترويسة / كليشة رسمية — معلومات متكررة] ===</w:t>
+        <w:br/>
+        <w:t>من التقارير المشار اليها.</w:t>
       </w:r>
     </w:p>
     <w:p>
       <w:pPr>
+        <w:pStyle w:val="Heading2"/>
         <w:jc w:val="right"/>
         <w:bidi/>
       </w:pPr>
       <w:r>
-        <w:rPr>
-          <w:b w:val="0"/>
-          <w:i w:val="0"/>
-        </w:rPr>
+        <w:t>[المتن الفعلي: الوقائع / الأسباب / المنطوق] ===</w:t>
+        <w:br/>
         <w:t>MEMBER OF THE</w:t>
       </w:r>
     </w:p>
@@ -524,7 +508,7 @@
       <w:r>
         <w:t>[المتن الفعلي: الوقائع / الأسباب / المنطوق] ===</w:t>
         <w:br/>
-        <w:t>يدوعس لاير ۹۱۰,۹۵۲۷۳۰,۱ مييقتلا رثاو تازواجتلا رثأب اهليدعت دعب ةيرتفدلا ءاكرشلا قوقح تغلب : ًالوأ</w:t>
+        <w:t>أولاً : بلغت حقوق الشركاء الدفترية بعد تعديلها بأثر التجاوزات واثر التقييم ۱,۰۳۷۲۵۹,۰۱۹ ريال سعودي</w:t>
       </w:r>
     </w:p>
     <w:p>
@@ -550,7 +534,7 @@
           <w:b w:val="0"/>
           <w:i w:val="0"/>
         </w:rPr>
-        <w:t>كيرشلا</w:t>
+        <w:t>الشريك</w:t>
       </w:r>
     </w:p>
     <w:p>
@@ -563,7 +547,7 @@
           <w:b w:val="0"/>
           <w:i w:val="0"/>
         </w:rPr>
-        <w:t>دمحأ ةماسأ) ةدودحملا وكزوأ ةكرش</w:t>
+        <w:t>شركة أوزكو المحدودة (أسامة أحمد</w:t>
       </w:r>
     </w:p>
     <w:p>
@@ -667,7 +651,7 @@
           <w:b w:val="0"/>
           <w:i w:val="0"/>
         </w:rPr>
-        <w:t>ةيرتفدلا ةيكلملا</w:t>
+        <w:t>الملكية الدفترية</w:t>
       </w:r>
     </w:p>
     <w:p>
@@ -693,7 +677,7 @@
           <w:b w:val="0"/>
           <w:i w:val="0"/>
         </w:rPr>
-        <w:t>يراجلا باسحلا حرطي</w:t>
+        <w:t>يطرح الحساب الجاري</w:t>
       </w:r>
     </w:p>
     <w:p>
@@ -706,7 +690,7 @@
           <w:b w:val="0"/>
           <w:i w:val="0"/>
         </w:rPr>
-        <w:t>مييقتلاو تازواجتلا</w:t>
+        <w:t>التجاوزات والتقييم</w:t>
       </w:r>
     </w:p>
     <w:p>
@@ -719,7 +703,7 @@
           <w:b w:val="0"/>
           <w:i w:val="0"/>
         </w:rPr>
-        <w:t>نيدملا</w:t>
+        <w:t>المدين</w:t>
       </w:r>
     </w:p>
     <w:p>
@@ -1053,7 +1037,7 @@
           <w:b w:val="0"/>
           <w:i w:val="0"/>
         </w:rPr>
-        <w:t>:يلاتلا وحنلا ىلع كلذو تازواجت نم اهب ام نايبو تاينازيملا قيقدتب انريرقت صخلم : ًايناث</w:t>
+        <w:t>ثانياً : ملخص تقريرنا بتدقيق الميزانيات وبيان ما بها من تجاوزات وذلك على النحو التالي:</w:t>
       </w:r>
     </w:p>
     <w:p>
@@ -1077,7 +1061,7 @@
       <w:r>
         <w:t>[المتن الفعلي: الوقائع / الأسباب / المنطوق] ===</w:t>
         <w:br/>
-        <w:t>لاير ۸۰۰,۲٢٨,١٤ غلبمب ةرجأتسملا نيعلاب عافتنا و ةيرادإو ةينوناقو ةيلام تامدخ لباقم هدالوأو ينيز دمحأ ةكرش عم ةيلع ىعدملل ةكولمملا ةدودحملا وكزوأ ةكرش نيب ةعقوملا ةيقافتالا يف زواجتلا - ٢ .يدوعس لاير ٤٦٧,٦١٣,١٧٢ غلب ةيراقعلا لامعألل ةفايضلا ةكرش ىدل هدالوأو ينيز دمحأ ةكرشلا نئادلا يراجلا باسحلا يف ءاكرشلا قوقح يف زواجتلا</w:t>
+        <w:t>التجاوز في حقوق الشركاء في الحساب الجاري الدائن الشركة أحمد زيني وأولاده لدى شركة الضيافة للأعمال العقارية بلغ ١٧٢,٦١٣,٤٦٧ ريال سعودي. ٢ - التجاوز في الاتفاقية الموقعة بين شركة أوزكو المحدودة المملوكة للمدعى علية مع شركة أحمد زيني وأولاده مقابل خدمات مالية وقانونية وإدارية و انتفاع بالعين المستأجرة بمبلغ ١٤,٢٨۲,۰۰۸ ريال</w:t>
       </w:r>
     </w:p>
     <w:p>
@@ -1101,7 +1085,7 @@
       <w:r>
         <w:t>[المتن الفعلي: الوقائع / الأسباب / المنطوق] ===</w:t>
         <w:br/>
-        <w:t>يزاغ لالط كيرشلاو يدوعس لاير ٢٥٥,٨٥٦ غلمب ينيز دمحأ ناندع كيرشلا باسح ليمحتب زواجتلا ٤- .يدوعس لاير ۹۲۱,٠٦٢,٣ غلبمب راد رتفد نيدلا يحم ديسلل ةيراشتسالا باعتألا باستحاب زواجتلا</w:t>
+        <w:t>التجاوز باحتساب الأتعاب الاستشارية للسيد محي الدين دفتر دار بمبلغ ٣,٠٦٢,۱۲۹ ريال سعودي. ٤- التجاوز بتحميل حساب الشريك عدنان أحمد زيني بملغ ٨٥٦,٢٥٥ ريال سعودي والشريك طلال غازي</w:t>
       </w:r>
     </w:p>
     <w:p>
@@ -1114,7 +1098,7 @@
           <w:b w:val="0"/>
           <w:i w:val="0"/>
         </w:rPr>
-        <w:t>ةيئاذغلا تاعانصلل انيتروك ةكرش تالجس يف فيراصملا ىلع ةلمحملا ةرادإلا باعتأ باستحاب زواجتلا ٥- مهبتاكم فيراصم ةميق كلذو يدوعس لاير ۳۰۹,۳٤۹,۱ غلبمب ينيز</w:t>
+        <w:t>زيني بمبلغ ۱,۹٤۳,۹۰۳ ريال سعودي وذلك قيمة مصاريف مكاتبهم ٥- التجاوز باحتساب أتعاب الإدارة المحملة على المصاريف في سجلات شركة كورتينا للصناعات الغذائية</w:t>
       </w:r>
     </w:p>
     <w:p>
@@ -1151,7 +1135,7 @@
           <w:b w:val="0"/>
           <w:i w:val="0"/>
         </w:rPr>
-        <w:t>.يدوعس لاير ۰۰۰,۰۹۳ غلبمب ةدودحملا ينطولا ةنيحطلاو تايولحلا عنصم ةكرش تالجس يف فيراصملا ىلع ةلمحملا ةرادإلا باعتأ باستحاب زواجتلا</w:t>
+        <w:t>التجاوز باحتساب أتعاب الإدارة المحملة على المصاريف في سجلات شركة مصنع الحلويات والطحينة الوطني المحدودة بمبلغ ۳۹۰,۰۰۰ ريال سعودي.</w:t>
       </w:r>
     </w:p>
     <w:p>
@@ -1201,7 +1185,7 @@
           <w:b w:val="0"/>
           <w:i w:val="0"/>
         </w:rPr>
-        <w:t>.. مارتحإلا قئاف لوبقب اولضفتو</w:t>
+        <w:t>وتفضلوا بقبول فائق الإحترام ..</w:t>
       </w:r>
     </w:p>
     <w:p>
@@ -1214,7 +1198,7 @@
           <w:b w:val="0"/>
           <w:i w:val="0"/>
         </w:rPr>
-        <w:t>كرشو ةلازغوبأ لالط</w:t>
+        <w:t>طلال أبوغزالة وشرك</w:t>
       </w:r>
     </w:p>
     <w:p>
@@ -1227,7 +1211,7 @@
           <w:b w:val="0"/>
           <w:i w:val="0"/>
         </w:rPr>
-        <w:t>عازنلا فارطأ ةخسن -\</w:t>
+        <w:t>\- نسخة أطراف النزاع</w:t>
       </w:r>
     </w:p>
     <w:sectPr>
